--- a/MF0964_3 Desarrollo de elementos software para gestión de/JAVA/hibernate/Ejercicios básicos hibernate.docx
+++ b/MF0964_3 Desarrollo de elementos software para gestión de/JAVA/hibernate/Ejercicios básicos hibernate.docx
@@ -1,6 +1,6 @@
 
 <file path=word/document.xml><?xml version="1.0" encoding="utf-8"?>
-<w:document xmlns:wpc="http://schemas.microsoft.com/office/word/2010/wordprocessingCanvas" xmlns:cx="http://schemas.microsoft.com/office/drawing/2014/chartex" xmlns:cx1="http://schemas.microsoft.com/office/drawing/2015/9/8/chartex" xmlns:cx2="http://schemas.microsoft.com/office/drawing/2015/10/21/chartex" xmlns:cx3="http://schemas.microsoft.com/office/drawing/2016/5/9/chartex" xmlns:cx4="http://schemas.microsoft.com/office/drawing/2016/5/10/chartex" xmlns:cx5="http://schemas.microsoft.com/office/drawing/2016/5/11/chartex" xmlns:cx6="http://schemas.microsoft.com/office/drawing/2016/5/12/chartex" xmlns:cx7="http://schemas.microsoft.com/office/drawing/2016/5/13/chartex" xmlns:cx8="http://schemas.microsoft.com/office/drawing/2016/5/14/chartex" xmlns:mc="http://schemas.openxmlformats.org/markup-compatibility/2006" xmlns:aink="http://schemas.microsoft.com/office/drawing/2016/ink" xmlns:am3d="http://schemas.microsoft.com/office/drawing/2017/model3d" xmlns:o="urn:schemas-microsoft-com:office:office" xmlns:oel="http://schemas.microsoft.com/office/2019/extlst" xmlns:r="http://schemas.openxmlformats.org/officeDocument/2006/relationships" xmlns:m="http://schemas.openxmlformats.org/officeDocument/2006/math" xmlns:v="urn:schemas-microsoft-com:vml" xmlns:wp14="http://schemas.microsoft.com/office/word/2010/wordprocessingDrawing" xmlns:wp="http://schemas.openxmlformats.org/drawingml/2006/wordprocessingDrawing" xmlns:w10="urn:schemas-microsoft-com:office:word" xmlns:w="http://schemas.openxmlformats.org/wordprocessingml/2006/main" xmlns:w14="http://schemas.microsoft.com/office/word/2010/wordml" xmlns:w15="http://schemas.microsoft.com/office/word/2012/wordml" xmlns:w16cex="http://schemas.microsoft.com/office/word/2018/wordml/cex" xmlns:w16cid="http://schemas.microsoft.com/office/word/2016/wordml/cid" xmlns:w16="http://schemas.microsoft.com/office/word/2018/wordml" xmlns:w16du="http://schemas.microsoft.com/office/word/2023/wordml/word16du" xmlns:w16sdtdh="http://schemas.microsoft.com/office/word/2020/wordml/sdtdatahash" xmlns:w16se="http://schemas.microsoft.com/office/word/2015/wordml/symex" xmlns:wpg="http://schemas.microsoft.com/office/word/2010/wordprocessingGroup" xmlns:wpi="http://schemas.microsoft.com/office/word/2010/wordprocessingInk" xmlns:wne="http://schemas.microsoft.com/office/word/2006/wordml" xmlns:wps="http://schemas.microsoft.com/office/word/2010/wordprocessingShape" mc:Ignorable="w14 w15 w16se w16cid w16 w16cex w16sdtdh w16du wp14">
+<w:document xmlns:wpc="http://schemas.microsoft.com/office/word/2010/wordprocessingCanvas" xmlns:cx="http://schemas.microsoft.com/office/drawing/2014/chartex" xmlns:cx1="http://schemas.microsoft.com/office/drawing/2015/9/8/chartex" xmlns:cx2="http://schemas.microsoft.com/office/drawing/2015/10/21/chartex" xmlns:cx3="http://schemas.microsoft.com/office/drawing/2016/5/9/chartex" xmlns:cx4="http://schemas.microsoft.com/office/drawing/2016/5/10/chartex" xmlns:cx5="http://schemas.microsoft.com/office/drawing/2016/5/11/chartex" xmlns:cx6="http://schemas.microsoft.com/office/drawing/2016/5/12/chartex" xmlns:cx7="http://schemas.microsoft.com/office/drawing/2016/5/13/chartex" xmlns:cx8="http://schemas.microsoft.com/office/drawing/2016/5/14/chartex" xmlns:mc="http://schemas.openxmlformats.org/markup-compatibility/2006" xmlns:aink="http://schemas.microsoft.com/office/drawing/2016/ink" xmlns:am3d="http://schemas.microsoft.com/office/drawing/2017/model3d" xmlns:o="urn:schemas-microsoft-com:office:office" xmlns:oel="http://schemas.microsoft.com/office/2019/extlst" xmlns:r="http://schemas.openxmlformats.org/officeDocument/2006/relationships" xmlns:m="http://schemas.openxmlformats.org/officeDocument/2006/math" xmlns:v="urn:schemas-microsoft-com:vml" xmlns:wp14="http://schemas.microsoft.com/office/word/2010/wordprocessingDrawing" xmlns:wp="http://schemas.openxmlformats.org/drawingml/2006/wordprocessingDrawing" xmlns:w10="urn:schemas-microsoft-com:office:word" xmlns:w="http://schemas.openxmlformats.org/wordprocessingml/2006/main" xmlns:w14="http://schemas.microsoft.com/office/word/2010/wordml" xmlns:w15="http://schemas.microsoft.com/office/word/2012/wordml" xmlns:w16cex="http://schemas.microsoft.com/office/word/2018/wordml/cex" xmlns:w16cid="http://schemas.microsoft.com/office/word/2016/wordml/cid" xmlns:w16="http://schemas.microsoft.com/office/word/2018/wordml" xmlns:w16du="http://schemas.microsoft.com/office/word/2023/wordml/word16du" xmlns:w16sdtdh="http://schemas.microsoft.com/office/word/2020/wordml/sdtdatahash" xmlns:w16sdtfl="http://schemas.microsoft.com/office/word/2024/wordml/sdtformatlock" xmlns:w16se="http://schemas.microsoft.com/office/word/2015/wordml/symex" xmlns:wpg="http://schemas.microsoft.com/office/word/2010/wordprocessingGroup" xmlns:wpi="http://schemas.microsoft.com/office/word/2010/wordprocessingInk" xmlns:wne="http://schemas.microsoft.com/office/word/2006/wordml" xmlns:wps="http://schemas.microsoft.com/office/word/2010/wordprocessingShape" mc:Ignorable="w14 w15 w16se w16cid w16 w16cex w16sdtdh w16sdtfl w16du wp14">
   <w:body>
     <w:p>
       <w:pPr>
@@ -240,8 +240,20 @@
           <w:szCs w:val="20"/>
           <w:lang w:val="en-GB"/>
         </w:rPr>
-        <w:t>.*;</w:t>
-      </w:r>
+        <w:t>.</w:t>
+      </w:r>
+      <w:proofErr w:type="gramStart"/>
+      <w:r>
+        <w:rPr>
+          <w:rFonts w:ascii="Consolas" w:hAnsi="Consolas"/>
+          <w:color w:val="000000"/>
+          <w:sz w:val="20"/>
+          <w:szCs w:val="20"/>
+          <w:lang w:val="en-GB"/>
+        </w:rPr>
+        <w:t>*;</w:t>
+      </w:r>
+      <w:proofErr w:type="gramEnd"/>
     </w:p>
     <w:p>
       <w:pPr>
@@ -1111,27 +1123,7 @@
           <w:sz w:val="20"/>
           <w:szCs w:val="20"/>
         </w:rPr>
-        <w:t xml:space="preserve"> </w:t>
-      </w:r>
-      <w:proofErr w:type="spellStart"/>
-      <w:r>
-        <w:rPr>
-          <w:rFonts w:ascii="Consolas" w:hAnsi="Consolas"/>
-          <w:color w:val="000000"/>
-          <w:sz w:val="20"/>
-          <w:szCs w:val="20"/>
-        </w:rPr>
-        <w:t>String</w:t>
-      </w:r>
-      <w:proofErr w:type="spellEnd"/>
-      <w:r>
-        <w:rPr>
-          <w:rFonts w:ascii="Consolas" w:hAnsi="Consolas"/>
-          <w:color w:val="000000"/>
-          <w:sz w:val="20"/>
-          <w:szCs w:val="20"/>
-        </w:rPr>
-        <w:t xml:space="preserve"> </w:t>
+        <w:t xml:space="preserve"> String </w:t>
       </w:r>
       <w:r>
         <w:rPr>
@@ -1419,7 +1411,6 @@
         </w:rPr>
         <w:t>Clientes(</w:t>
       </w:r>
-      <w:proofErr w:type="spellStart"/>
       <w:proofErr w:type="gramEnd"/>
       <w:r>
         <w:rPr>
@@ -1428,17 +1419,7 @@
           <w:sz w:val="20"/>
           <w:szCs w:val="20"/>
         </w:rPr>
-        <w:t>String</w:t>
-      </w:r>
-      <w:proofErr w:type="spellEnd"/>
-      <w:r>
-        <w:rPr>
-          <w:rFonts w:ascii="Consolas" w:hAnsi="Consolas"/>
-          <w:color w:val="000000"/>
-          <w:sz w:val="20"/>
-          <w:szCs w:val="20"/>
-        </w:rPr>
-        <w:t xml:space="preserve"> </w:t>
+        <w:t xml:space="preserve">String </w:t>
       </w:r>
       <w:r>
         <w:rPr>
@@ -1456,27 +1437,7 @@
           <w:sz w:val="20"/>
           <w:szCs w:val="20"/>
         </w:rPr>
-        <w:t xml:space="preserve">, </w:t>
-      </w:r>
-      <w:proofErr w:type="spellStart"/>
-      <w:r>
-        <w:rPr>
-          <w:rFonts w:ascii="Consolas" w:hAnsi="Consolas"/>
-          <w:color w:val="000000"/>
-          <w:sz w:val="20"/>
-          <w:szCs w:val="20"/>
-        </w:rPr>
-        <w:t>String</w:t>
-      </w:r>
-      <w:proofErr w:type="spellEnd"/>
-      <w:r>
-        <w:rPr>
-          <w:rFonts w:ascii="Consolas" w:hAnsi="Consolas"/>
-          <w:color w:val="000000"/>
-          <w:sz w:val="20"/>
-          <w:szCs w:val="20"/>
-        </w:rPr>
-        <w:t xml:space="preserve"> </w:t>
+        <w:t xml:space="preserve">, String </w:t>
       </w:r>
       <w:r>
         <w:rPr>
@@ -1724,27 +1685,7 @@
           <w:sz w:val="20"/>
           <w:szCs w:val="20"/>
         </w:rPr>
-        <w:t xml:space="preserve">// </w:t>
-      </w:r>
-      <w:proofErr w:type="spellStart"/>
-      <w:r>
-        <w:rPr>
-          <w:rFonts w:ascii="Consolas" w:hAnsi="Consolas"/>
-          <w:color w:val="3F7F5F"/>
-          <w:sz w:val="20"/>
-          <w:szCs w:val="20"/>
-        </w:rPr>
-        <w:t>Getter</w:t>
-      </w:r>
-      <w:proofErr w:type="spellEnd"/>
-      <w:r>
-        <w:rPr>
-          <w:rFonts w:ascii="Consolas" w:hAnsi="Consolas"/>
-          <w:color w:val="3F7F5F"/>
-          <w:sz w:val="20"/>
-          <w:szCs w:val="20"/>
-        </w:rPr>
-        <w:t xml:space="preserve"> y setter para el atributo id</w:t>
+        <w:t>// Getter y setter para el atributo id</w:t>
       </w:r>
     </w:p>
     <w:p>
@@ -2233,27 +2174,7 @@
           <w:sz w:val="20"/>
           <w:szCs w:val="20"/>
         </w:rPr>
-        <w:t xml:space="preserve">// </w:t>
-      </w:r>
-      <w:proofErr w:type="spellStart"/>
-      <w:r>
-        <w:rPr>
-          <w:rFonts w:ascii="Consolas" w:hAnsi="Consolas"/>
-          <w:color w:val="3F7F5F"/>
-          <w:sz w:val="20"/>
-          <w:szCs w:val="20"/>
-        </w:rPr>
-        <w:t>Getter</w:t>
-      </w:r>
-      <w:proofErr w:type="spellEnd"/>
-      <w:r>
-        <w:rPr>
-          <w:rFonts w:ascii="Consolas" w:hAnsi="Consolas"/>
-          <w:color w:val="3F7F5F"/>
-          <w:sz w:val="20"/>
-          <w:szCs w:val="20"/>
-        </w:rPr>
-        <w:t xml:space="preserve"> y setter para el atributo nombre</w:t>
+        <w:t>// Getter y setter para el atributo nombre</w:t>
       </w:r>
     </w:p>
     <w:p>
@@ -2713,27 +2634,7 @@
           <w:sz w:val="20"/>
           <w:szCs w:val="20"/>
         </w:rPr>
-        <w:t xml:space="preserve">// </w:t>
-      </w:r>
-      <w:proofErr w:type="spellStart"/>
-      <w:r>
-        <w:rPr>
-          <w:rFonts w:ascii="Consolas" w:hAnsi="Consolas"/>
-          <w:color w:val="3F7F5F"/>
-          <w:sz w:val="20"/>
-          <w:szCs w:val="20"/>
-        </w:rPr>
-        <w:t>Getter</w:t>
-      </w:r>
-      <w:proofErr w:type="spellEnd"/>
-      <w:r>
-        <w:rPr>
-          <w:rFonts w:ascii="Consolas" w:hAnsi="Consolas"/>
-          <w:color w:val="3F7F5F"/>
-          <w:sz w:val="20"/>
-          <w:szCs w:val="20"/>
-        </w:rPr>
-        <w:t xml:space="preserve"> y setter para el atributo ciudad</w:t>
+        <w:t>// Getter y setter para el atributo ciudad</w:t>
       </w:r>
     </w:p>
     <w:p>
@@ -3014,7 +2915,6 @@
         </w:rPr>
         <w:t>(</w:t>
       </w:r>
-      <w:proofErr w:type="spellStart"/>
       <w:proofErr w:type="gramEnd"/>
       <w:r>
         <w:rPr>
@@ -3023,17 +2923,7 @@
           <w:sz w:val="20"/>
           <w:szCs w:val="20"/>
         </w:rPr>
-        <w:t>String</w:t>
-      </w:r>
-      <w:proofErr w:type="spellEnd"/>
-      <w:r>
-        <w:rPr>
-          <w:rFonts w:ascii="Consolas" w:hAnsi="Consolas"/>
-          <w:color w:val="000000"/>
-          <w:sz w:val="20"/>
-          <w:szCs w:val="20"/>
-        </w:rPr>
-        <w:t xml:space="preserve"> </w:t>
+        <w:t xml:space="preserve">String </w:t>
       </w:r>
       <w:r>
         <w:rPr>
@@ -3955,7 +3845,18 @@
           <w:szCs w:val="20"/>
           <w:lang w:val="en-GB"/>
         </w:rPr>
-        <w:t>.Session</w:t>
+        <w:t>.</w:t>
+      </w:r>
+      <w:proofErr w:type="gramStart"/>
+      <w:r>
+        <w:rPr>
+          <w:rFonts w:ascii="Consolas" w:hAnsi="Consolas"/>
+          <w:color w:val="000000"/>
+          <w:sz w:val="20"/>
+          <w:szCs w:val="20"/>
+          <w:lang w:val="en-GB"/>
+        </w:rPr>
+        <w:t>Session</w:t>
       </w:r>
       <w:proofErr w:type="spellEnd"/>
       <w:r>
@@ -3968,6 +3869,7 @@
         </w:rPr>
         <w:t>;</w:t>
       </w:r>
+      <w:proofErr w:type="gramEnd"/>
     </w:p>
     <w:p>
       <w:pPr>
@@ -4025,7 +3927,18 @@
           <w:szCs w:val="20"/>
           <w:lang w:val="en-GB"/>
         </w:rPr>
-        <w:t>.SessionFactory</w:t>
+        <w:t>.</w:t>
+      </w:r>
+      <w:proofErr w:type="gramStart"/>
+      <w:r>
+        <w:rPr>
+          <w:rFonts w:ascii="Consolas" w:hAnsi="Consolas"/>
+          <w:color w:val="000000"/>
+          <w:sz w:val="20"/>
+          <w:szCs w:val="20"/>
+          <w:lang w:val="en-GB"/>
+        </w:rPr>
+        <w:t>SessionFactory</w:t>
       </w:r>
       <w:proofErr w:type="spellEnd"/>
       <w:r>
@@ -4038,6 +3951,7 @@
         </w:rPr>
         <w:t>;</w:t>
       </w:r>
+      <w:proofErr w:type="gramEnd"/>
     </w:p>
     <w:p>
       <w:pPr>
@@ -4155,7 +4069,40 @@
           <w:szCs w:val="20"/>
           <w:lang w:val="en-GB"/>
         </w:rPr>
-        <w:t>.context.internal.ThreadLocalSessionContext</w:t>
+        <w:t>.</w:t>
+      </w:r>
+      <w:proofErr w:type="gramStart"/>
+      <w:r>
+        <w:rPr>
+          <w:rFonts w:ascii="Consolas" w:hAnsi="Consolas"/>
+          <w:color w:val="000000"/>
+          <w:sz w:val="20"/>
+          <w:szCs w:val="20"/>
+          <w:lang w:val="en-GB"/>
+        </w:rPr>
+        <w:t>context.internal</w:t>
+      </w:r>
+      <w:proofErr w:type="gramEnd"/>
+      <w:r>
+        <w:rPr>
+          <w:rFonts w:ascii="Consolas" w:hAnsi="Consolas"/>
+          <w:color w:val="000000"/>
+          <w:sz w:val="20"/>
+          <w:szCs w:val="20"/>
+          <w:lang w:val="en-GB"/>
+        </w:rPr>
+        <w:t>.</w:t>
+      </w:r>
+      <w:proofErr w:type="gramStart"/>
+      <w:r>
+        <w:rPr>
+          <w:rFonts w:ascii="Consolas" w:hAnsi="Consolas"/>
+          <w:color w:val="000000"/>
+          <w:sz w:val="20"/>
+          <w:szCs w:val="20"/>
+          <w:lang w:val="en-GB"/>
+        </w:rPr>
+        <w:t>ThreadLocalSessionContext</w:t>
       </w:r>
       <w:proofErr w:type="spellEnd"/>
       <w:r>
@@ -4168,6 +4115,7 @@
         </w:rPr>
         <w:t>;</w:t>
       </w:r>
+      <w:proofErr w:type="gramEnd"/>
     </w:p>
     <w:p>
       <w:pPr>
@@ -4413,7 +4361,7 @@
           <w:szCs w:val="20"/>
           <w:lang w:val="en-GB"/>
         </w:rPr>
-        <w:t>main(</w:t>
+        <w:t>main(String[</w:t>
       </w:r>
       <w:proofErr w:type="gramEnd"/>
       <w:r>
@@ -4424,7 +4372,7 @@
           <w:szCs w:val="20"/>
           <w:lang w:val="en-GB"/>
         </w:rPr>
-        <w:t xml:space="preserve">String[] </w:t>
+        <w:t xml:space="preserve">] </w:t>
       </w:r>
       <w:proofErr w:type="spellStart"/>
       <w:r>
@@ -5290,7 +5238,19 @@
           <w:u w:val="single"/>
           <w:lang w:val="en-GB"/>
         </w:rPr>
-        <w:t>())</w:t>
+        <w:t>()</w:t>
+      </w:r>
+      <w:proofErr w:type="gramStart"/>
+      <w:r>
+        <w:rPr>
+          <w:rFonts w:ascii="Consolas" w:hAnsi="Consolas"/>
+          <w:color w:val="000000"/>
+          <w:sz w:val="20"/>
+          <w:szCs w:val="20"/>
+          <w:u w:val="single"/>
+          <w:lang w:val="en-GB"/>
+        </w:rPr>
+        <w:t>)</w:t>
       </w:r>
       <w:r>
         <w:rPr>
@@ -5302,6 +5262,7 @@
         </w:rPr>
         <w:t>;</w:t>
       </w:r>
+      <w:proofErr w:type="gramEnd"/>
     </w:p>
     <w:p>
       <w:pPr>
@@ -5475,7 +5436,25 @@
           <w:sz w:val="20"/>
           <w:szCs w:val="20"/>
         </w:rPr>
-        <w:t>"Eva"</w:t>
+        <w:t>"</w:t>
+      </w:r>
+      <w:r>
+        <w:rPr>
+          <w:rFonts w:ascii="Consolas" w:hAnsi="Consolas"/>
+          <w:color w:val="2A00FF"/>
+          <w:sz w:val="20"/>
+          <w:szCs w:val="20"/>
+        </w:rPr>
+        <w:t>Cristina</w:t>
+      </w:r>
+      <w:r>
+        <w:rPr>
+          <w:rFonts w:ascii="Consolas" w:hAnsi="Consolas"/>
+          <w:color w:val="2A00FF"/>
+          <w:sz w:val="20"/>
+          <w:szCs w:val="20"/>
+        </w:rPr>
+        <w:t>"</w:t>
       </w:r>
       <w:r>
         <w:rPr>
@@ -5608,27 +5587,7 @@
           <w:szCs w:val="20"/>
         </w:rPr>
         <w:tab/>
-        <w:t xml:space="preserve">        </w:t>
-      </w:r>
-      <w:proofErr w:type="spellStart"/>
-      <w:r>
-        <w:rPr>
-          <w:rFonts w:ascii="Consolas" w:hAnsi="Consolas"/>
-          <w:color w:val="000000"/>
-          <w:sz w:val="20"/>
-          <w:szCs w:val="20"/>
-        </w:rPr>
-        <w:t>Session</w:t>
-      </w:r>
-      <w:proofErr w:type="spellEnd"/>
-      <w:r>
-        <w:rPr>
-          <w:rFonts w:ascii="Consolas" w:hAnsi="Consolas"/>
-          <w:color w:val="000000"/>
-          <w:sz w:val="20"/>
-          <w:szCs w:val="20"/>
-        </w:rPr>
-        <w:t xml:space="preserve"> </w:t>
+        <w:t xml:space="preserve">        Session </w:t>
       </w:r>
       <w:proofErr w:type="spellStart"/>
       <w:r>
@@ -6072,7 +6031,17 @@
           <w:sz w:val="20"/>
           <w:szCs w:val="20"/>
         </w:rPr>
-        <w:t>().</w:t>
+        <w:t>(</w:t>
+      </w:r>
+      <w:proofErr w:type="gramStart"/>
+      <w:r>
+        <w:rPr>
+          <w:rFonts w:ascii="Consolas" w:hAnsi="Consolas"/>
+          <w:color w:val="000000"/>
+          <w:sz w:val="20"/>
+          <w:szCs w:val="20"/>
+        </w:rPr>
+        <w:t>).</w:t>
       </w:r>
       <w:proofErr w:type="spellStart"/>
       <w:r>
@@ -6085,6 +6054,7 @@
         <w:t>commit</w:t>
       </w:r>
       <w:proofErr w:type="spellEnd"/>
+      <w:proofErr w:type="gramEnd"/>
       <w:r>
         <w:rPr>
           <w:rFonts w:ascii="Consolas" w:hAnsi="Consolas"/>
@@ -6386,8 +6356,20 @@
           <w:szCs w:val="20"/>
           <w:lang w:val="en-GB"/>
         </w:rPr>
-        <w:t>();</w:t>
-      </w:r>
+        <w:t>(</w:t>
+      </w:r>
+      <w:proofErr w:type="gramStart"/>
+      <w:r>
+        <w:rPr>
+          <w:rFonts w:ascii="Consolas" w:hAnsi="Consolas"/>
+          <w:color w:val="000000"/>
+          <w:sz w:val="20"/>
+          <w:szCs w:val="20"/>
+          <w:lang w:val="en-GB"/>
+        </w:rPr>
+        <w:t>);</w:t>
+      </w:r>
+      <w:proofErr w:type="gramEnd"/>
     </w:p>
     <w:p>
       <w:pPr>
@@ -7474,15 +7456,7 @@
         </w:numPr>
       </w:pPr>
       <w:r>
-        <w:t>nombre (</w:t>
-      </w:r>
-      <w:proofErr w:type="spellStart"/>
-      <w:r>
-        <w:t>String</w:t>
-      </w:r>
-      <w:proofErr w:type="spellEnd"/>
-      <w:r>
-        <w:t>): Nombre del fabricante.</w:t>
+        <w:t>nombre (String): Nombre del fabricante.</w:t>
       </w:r>
     </w:p>
     <w:p>
@@ -7538,36 +7512,12 @@
           <w:b/>
           <w:bCs/>
         </w:rPr>
-        <w:t xml:space="preserve">Clase </w:t>
-      </w:r>
-      <w:proofErr w:type="spellStart"/>
-      <w:r>
-        <w:rPr>
-          <w:b/>
-          <w:bCs/>
-        </w:rPr>
-        <w:t>Main</w:t>
-      </w:r>
-      <w:proofErr w:type="spellEnd"/>
-      <w:r>
-        <w:rPr>
-          <w:b/>
-          <w:bCs/>
-        </w:rPr>
-        <w:t>:</w:t>
-      </w:r>
-    </w:p>
-    <w:p>
-      <w:r>
-        <w:t xml:space="preserve">La clase </w:t>
-      </w:r>
-      <w:proofErr w:type="spellStart"/>
-      <w:r>
-        <w:t>Main</w:t>
-      </w:r>
-      <w:proofErr w:type="spellEnd"/>
-      <w:r>
-        <w:t xml:space="preserve"> contiene el método </w:t>
+        <w:t>Clase Main:</w:t>
+      </w:r>
+    </w:p>
+    <w:p>
+      <w:r>
+        <w:t xml:space="preserve">La clase Main contiene el método </w:t>
       </w:r>
       <w:proofErr w:type="spellStart"/>
       <w:r>
@@ -8173,13 +8123,8 @@
             <w:tcW w:w="1517" w:type="dxa"/>
           </w:tcPr>
           <w:p>
-            <w:proofErr w:type="spellStart"/>
             <w:r>
-              <w:t>World</w:t>
-            </w:r>
-            <w:proofErr w:type="spellEnd"/>
-            <w:r>
-              <w:t xml:space="preserve"> </w:t>
+              <w:t xml:space="preserve">World </w:t>
             </w:r>
             <w:proofErr w:type="spellStart"/>
             <w:r>
@@ -8201,14 +8146,12 @@
             <w:tcW w:w="1517" w:type="dxa"/>
           </w:tcPr>
           <w:p>
-            <w:proofErr w:type="spellStart"/>
             <w:r>
               <w:t>Blizzar</w:t>
             </w:r>
             <w:r>
               <w:t>d</w:t>
             </w:r>
-            <w:proofErr w:type="spellEnd"/>
           </w:p>
         </w:tc>
         <w:tc>
@@ -8376,7 +8319,15 @@
       <w:proofErr w:type="spellEnd"/>
       <w:proofErr w:type="gramEnd"/>
       <w:r>
-        <w:t xml:space="preserve"> (VARCHAR(50)), </w:t>
+        <w:t xml:space="preserve"> (</w:t>
+      </w:r>
+      <w:proofErr w:type="gramStart"/>
+      <w:r>
+        <w:t>VARCHAR(</w:t>
+      </w:r>
+      <w:proofErr w:type="gramEnd"/>
+      <w:r>
+        <w:t xml:space="preserve">50)), </w:t>
       </w:r>
       <w:proofErr w:type="spellStart"/>
       <w:r>
@@ -8384,7 +8335,23 @@
       </w:r>
       <w:proofErr w:type="spellEnd"/>
       <w:r>
-        <w:t xml:space="preserve"> (TEXT), precio (DECIMAL(10, 2)), fabricante (VARCHAR(50)), unidades (INT).</w:t>
+        <w:t xml:space="preserve"> (TEXT), precio (</w:t>
+      </w:r>
+      <w:proofErr w:type="gramStart"/>
+      <w:r>
+        <w:t>DECIMAL(</w:t>
+      </w:r>
+      <w:proofErr w:type="gramEnd"/>
+      <w:r>
+        <w:t>10, 2)), fabricante (</w:t>
+      </w:r>
+      <w:proofErr w:type="gramStart"/>
+      <w:r>
+        <w:t>VARCHAR(</w:t>
+      </w:r>
+      <w:proofErr w:type="gramEnd"/>
+      <w:r>
+        <w:t>50)), unidades (INT).</w:t>
       </w:r>
     </w:p>
     <w:p>
@@ -8778,31 +8745,7 @@
                 <w:lang w:eastAsia="es-ES"/>
                 <w14:ligatures w14:val="none"/>
               </w:rPr>
-              <w:t xml:space="preserve"> y </w:t>
-            </w:r>
-            <w:proofErr w:type="spellStart"/>
-            <w:r>
-              <w:rPr>
-                <w:rFonts w:ascii="Times New Roman" w:eastAsia="Times New Roman" w:hAnsi="Times New Roman" w:cs="Times New Roman"/>
-                <w:kern w:val="0"/>
-                <w:sz w:val="21"/>
-                <w:szCs w:val="21"/>
-                <w:lang w:eastAsia="es-ES"/>
-                <w14:ligatures w14:val="none"/>
-              </w:rPr>
-              <w:t>Obelix</w:t>
-            </w:r>
-            <w:proofErr w:type="spellEnd"/>
-            <w:r>
-              <w:rPr>
-                <w:rFonts w:ascii="Times New Roman" w:eastAsia="Times New Roman" w:hAnsi="Times New Roman" w:cs="Times New Roman"/>
-                <w:kern w:val="0"/>
-                <w:sz w:val="21"/>
-                <w:szCs w:val="21"/>
-                <w:lang w:eastAsia="es-ES"/>
-                <w14:ligatures w14:val="none"/>
-              </w:rPr>
-              <w:t xml:space="preserve"> en Hispania</w:t>
+              <w:t xml:space="preserve"> y Obelix en Hispania</w:t>
             </w:r>
           </w:p>
         </w:tc>
@@ -9019,7 +8962,6 @@
                 <w14:ligatures w14:val="none"/>
               </w:rPr>
             </w:pPr>
-            <w:proofErr w:type="spellStart"/>
             <w:r>
               <w:rPr>
                 <w:rFonts w:ascii="Times New Roman" w:eastAsia="Times New Roman" w:hAnsi="Times New Roman" w:cs="Times New Roman"/>
@@ -9031,7 +8973,6 @@
               </w:rPr>
               <w:t>Dune</w:t>
             </w:r>
-            <w:proofErr w:type="spellEnd"/>
           </w:p>
         </w:tc>
         <w:tc>
@@ -10047,6 +9988,7 @@
         <w:t>class</w:t>
       </w:r>
       <w:proofErr w:type="spellEnd"/>
+      <w:proofErr w:type="gramStart"/>
       <w:r>
         <w:rPr>
           <w:rFonts w:ascii="Consolas" w:hAnsi="Consolas"/>
@@ -10057,6 +9999,7 @@
         </w:rPr>
         <w:t>);</w:t>
       </w:r>
+      <w:proofErr w:type="gramEnd"/>
     </w:p>
     <w:p>
       <w:pPr>
@@ -10123,27 +10066,7 @@
           <w:sz w:val="22"/>
           <w:szCs w:val="22"/>
         </w:rPr>
-        <w:t xml:space="preserve">            </w:t>
-      </w:r>
-      <w:proofErr w:type="spellStart"/>
-      <w:r>
-        <w:rPr>
-          <w:rFonts w:ascii="Consolas" w:hAnsi="Consolas"/>
-          <w:color w:val="000000"/>
-          <w:sz w:val="22"/>
-          <w:szCs w:val="22"/>
-        </w:rPr>
-        <w:t>List</w:t>
-      </w:r>
-      <w:proofErr w:type="spellEnd"/>
-      <w:r>
-        <w:rPr>
-          <w:rFonts w:ascii="Consolas" w:hAnsi="Consolas"/>
-          <w:color w:val="000000"/>
-          <w:sz w:val="22"/>
-          <w:szCs w:val="22"/>
-        </w:rPr>
-        <w:t xml:space="preserve">&lt;fabricante&gt; </w:t>
+        <w:t xml:space="preserve">            List&lt;fabricante&gt; </w:t>
       </w:r>
       <w:r>
         <w:rPr>
@@ -10543,37 +10466,49 @@
           <w:szCs w:val="22"/>
           <w:lang w:val="en-GB"/>
         </w:rPr>
-        <w:t>());</w:t>
-      </w:r>
-    </w:p>
-    <w:p>
-      <w:pPr>
-        <w:pStyle w:val="NormalWeb"/>
-        <w:shd w:val="clear" w:color="auto" w:fill="FFFFFF"/>
-        <w:spacing w:before="0" w:beforeAutospacing="0" w:after="0" w:afterAutospacing="0"/>
+        <w:t>()</w:t>
+      </w:r>
+      <w:proofErr w:type="gramStart"/>
+      <w:r>
         <w:rPr>
           <w:rFonts w:ascii="Consolas" w:hAnsi="Consolas"/>
           <w:color w:val="000000"/>
           <w:sz w:val="22"/>
           <w:szCs w:val="22"/>
-        </w:rPr>
-      </w:pPr>
-      <w:r>
+          <w:lang w:val="en-GB"/>
+        </w:rPr>
+        <w:t>);</w:t>
+      </w:r>
+      <w:proofErr w:type="gramEnd"/>
+    </w:p>
+    <w:p>
+      <w:pPr>
+        <w:pStyle w:val="NormalWeb"/>
+        <w:shd w:val="clear" w:color="auto" w:fill="FFFFFF"/>
+        <w:spacing w:before="0" w:beforeAutospacing="0" w:after="0" w:afterAutospacing="0"/>
         <w:rPr>
           <w:rFonts w:ascii="Consolas" w:hAnsi="Consolas"/>
           <w:color w:val="000000"/>
           <w:sz w:val="22"/>
           <w:szCs w:val="22"/>
-          <w:lang w:val="en-GB"/>
-        </w:rPr>
-        <w:t xml:space="preserve">            </w:t>
-      </w:r>
+        </w:rPr>
+      </w:pPr>
       <w:r>
         <w:rPr>
           <w:rFonts w:ascii="Consolas" w:hAnsi="Consolas"/>
           <w:color w:val="000000"/>
           <w:sz w:val="22"/>
           <w:szCs w:val="22"/>
+          <w:lang w:val="en-GB"/>
+        </w:rPr>
+        <w:t xml:space="preserve">            </w:t>
+      </w:r>
+      <w:r>
+        <w:rPr>
+          <w:rFonts w:ascii="Consolas" w:hAnsi="Consolas"/>
+          <w:color w:val="000000"/>
+          <w:sz w:val="22"/>
+          <w:szCs w:val="22"/>
         </w:rPr>
         <w:t>}</w:t>
       </w:r>
@@ -10951,6 +10886,7 @@
         <w:t>updateHql</w:t>
       </w:r>
       <w:proofErr w:type="spellEnd"/>
+      <w:proofErr w:type="gramStart"/>
       <w:r>
         <w:rPr>
           <w:rFonts w:ascii="Consolas" w:hAnsi="Consolas"/>
@@ -10961,6 +10897,7 @@
         </w:rPr>
         <w:t>);</w:t>
       </w:r>
+      <w:proofErr w:type="gramEnd"/>
     </w:p>
     <w:p>
       <w:pPr>
@@ -11324,6 +11261,7 @@
         <w:t>class</w:t>
       </w:r>
       <w:proofErr w:type="spellEnd"/>
+      <w:proofErr w:type="gramStart"/>
       <w:r>
         <w:rPr>
           <w:rFonts w:ascii="Consolas" w:hAnsi="Consolas"/>
@@ -11334,6 +11272,7 @@
         </w:rPr>
         <w:t>);</w:t>
       </w:r>
+      <w:proofErr w:type="gramEnd"/>
     </w:p>
     <w:p>
       <w:pPr>
@@ -11357,25 +11296,14 @@
         </w:rPr>
         <w:t xml:space="preserve">            </w:t>
       </w:r>
-      <w:proofErr w:type="spellStart"/>
-      <w:r>
-        <w:rPr>
-          <w:rFonts w:ascii="Consolas" w:hAnsi="Consolas"/>
-          <w:color w:val="000000"/>
-          <w:sz w:val="20"/>
-          <w:szCs w:val="20"/>
-        </w:rPr>
-        <w:t>List</w:t>
-      </w:r>
-      <w:proofErr w:type="spellEnd"/>
-      <w:r>
-        <w:rPr>
-          <w:rFonts w:ascii="Consolas" w:hAnsi="Consolas"/>
-          <w:color w:val="000000"/>
-          <w:sz w:val="20"/>
-          <w:szCs w:val="20"/>
-        </w:rPr>
-        <w:t xml:space="preserve">&lt;fabricante&gt; </w:t>
+      <w:r>
+        <w:rPr>
+          <w:rFonts w:ascii="Consolas" w:hAnsi="Consolas"/>
+          <w:color w:val="000000"/>
+          <w:sz w:val="20"/>
+          <w:szCs w:val="20"/>
+        </w:rPr>
+        <w:t xml:space="preserve">List&lt;fabricante&gt; </w:t>
       </w:r>
       <w:r>
         <w:rPr>
@@ -11773,8 +11701,20 @@
           <w:szCs w:val="20"/>
           <w:lang w:val="en-GB"/>
         </w:rPr>
-        <w:t>());</w:t>
-      </w:r>
+        <w:t>()</w:t>
+      </w:r>
+      <w:proofErr w:type="gramStart"/>
+      <w:r>
+        <w:rPr>
+          <w:rFonts w:ascii="Consolas" w:hAnsi="Consolas"/>
+          <w:color w:val="000000"/>
+          <w:sz w:val="20"/>
+          <w:szCs w:val="20"/>
+          <w:lang w:val="en-GB"/>
+        </w:rPr>
+        <w:t>);</w:t>
+      </w:r>
+      <w:proofErr w:type="gramEnd"/>
     </w:p>
     <w:p>
       <w:pPr>
@@ -12144,6 +12084,7 @@
         <w:t>class</w:t>
       </w:r>
       <w:proofErr w:type="spellEnd"/>
+      <w:proofErr w:type="gramStart"/>
       <w:r>
         <w:rPr>
           <w:rFonts w:ascii="Consolas" w:hAnsi="Consolas"/>
@@ -12154,6 +12095,7 @@
         </w:rPr>
         <w:t>);</w:t>
       </w:r>
+      <w:proofErr w:type="gramEnd"/>
     </w:p>
     <w:p>
       <w:pPr>
@@ -12617,8 +12559,20 @@
           <w:szCs w:val="20"/>
           <w:lang w:val="en-GB"/>
         </w:rPr>
-        <w:t>());</w:t>
-      </w:r>
+        <w:t>()</w:t>
+      </w:r>
+      <w:proofErr w:type="gramStart"/>
+      <w:r>
+        <w:rPr>
+          <w:rFonts w:ascii="Consolas" w:hAnsi="Consolas"/>
+          <w:color w:val="000000"/>
+          <w:sz w:val="20"/>
+          <w:szCs w:val="20"/>
+          <w:lang w:val="en-GB"/>
+        </w:rPr>
+        <w:t>);</w:t>
+      </w:r>
+      <w:proofErr w:type="gramEnd"/>
     </w:p>
     <w:p>
       <w:pPr>
@@ -12927,6 +12881,7 @@
         <w:t>deleteHql</w:t>
       </w:r>
       <w:proofErr w:type="spellEnd"/>
+      <w:proofErr w:type="gramStart"/>
       <w:r>
         <w:rPr>
           <w:rFonts w:ascii="Consolas" w:hAnsi="Consolas"/>
@@ -12937,6 +12892,7 @@
         </w:rPr>
         <w:t>);</w:t>
       </w:r>
+      <w:proofErr w:type="gramEnd"/>
     </w:p>
     <w:p>
       <w:pPr>
@@ -13280,6 +13236,7 @@
         <w:t>class</w:t>
       </w:r>
       <w:proofErr w:type="spellEnd"/>
+      <w:proofErr w:type="gramStart"/>
       <w:r>
         <w:rPr>
           <w:rFonts w:ascii="Consolas" w:hAnsi="Consolas"/>
@@ -13290,6 +13247,7 @@
         </w:rPr>
         <w:t>);</w:t>
       </w:r>
+      <w:proofErr w:type="gramEnd"/>
     </w:p>
     <w:p>
       <w:pPr>
@@ -13754,8 +13712,20 @@
           <w:szCs w:val="20"/>
           <w:lang w:val="en-GB"/>
         </w:rPr>
-        <w:t>());</w:t>
-      </w:r>
+        <w:t>()</w:t>
+      </w:r>
+      <w:proofErr w:type="gramStart"/>
+      <w:r>
+        <w:rPr>
+          <w:rFonts w:ascii="Consolas" w:hAnsi="Consolas"/>
+          <w:color w:val="000000"/>
+          <w:sz w:val="20"/>
+          <w:szCs w:val="20"/>
+          <w:lang w:val="en-GB"/>
+        </w:rPr>
+        <w:t>);</w:t>
+      </w:r>
+      <w:proofErr w:type="gramEnd"/>
     </w:p>
     <w:p>
       <w:pPr>
@@ -13918,7 +13888,7 @@
 </file>
 
 <file path=word/numbering.xml><?xml version="1.0" encoding="utf-8"?>
-<w:numbering xmlns:wpc="http://schemas.microsoft.com/office/word/2010/wordprocessingCanvas" xmlns:cx="http://schemas.microsoft.com/office/drawing/2014/chartex" xmlns:cx1="http://schemas.microsoft.com/office/drawing/2015/9/8/chartex" xmlns:cx2="http://schemas.microsoft.com/office/drawing/2015/10/21/chartex" xmlns:cx3="http://schemas.microsoft.com/office/drawing/2016/5/9/chartex" xmlns:cx4="http://schemas.microsoft.com/office/drawing/2016/5/10/chartex" xmlns:cx5="http://schemas.microsoft.com/office/drawing/2016/5/11/chartex" xmlns:cx6="http://schemas.microsoft.com/office/drawing/2016/5/12/chartex" xmlns:cx7="http://schemas.microsoft.com/office/drawing/2016/5/13/chartex" xmlns:cx8="http://schemas.microsoft.com/office/drawing/2016/5/14/chartex" xmlns:mc="http://schemas.openxmlformats.org/markup-compatibility/2006" xmlns:aink="http://schemas.microsoft.com/office/drawing/2016/ink" xmlns:am3d="http://schemas.microsoft.com/office/drawing/2017/model3d" xmlns:o="urn:schemas-microsoft-com:office:office" xmlns:oel="http://schemas.microsoft.com/office/2019/extlst" xmlns:r="http://schemas.openxmlformats.org/officeDocument/2006/relationships" xmlns:m="http://schemas.openxmlformats.org/officeDocument/2006/math" xmlns:v="urn:schemas-microsoft-com:vml" xmlns:wp14="http://schemas.microsoft.com/office/word/2010/wordprocessingDrawing" xmlns:wp="http://schemas.openxmlformats.org/drawingml/2006/wordprocessingDrawing" xmlns:w10="urn:schemas-microsoft-com:office:word" xmlns:w="http://schemas.openxmlformats.org/wordprocessingml/2006/main" xmlns:w14="http://schemas.microsoft.com/office/word/2010/wordml" xmlns:w15="http://schemas.microsoft.com/office/word/2012/wordml" xmlns:w16cex="http://schemas.microsoft.com/office/word/2018/wordml/cex" xmlns:w16cid="http://schemas.microsoft.com/office/word/2016/wordml/cid" xmlns:w16="http://schemas.microsoft.com/office/word/2018/wordml" xmlns:w16du="http://schemas.microsoft.com/office/word/2023/wordml/word16du" xmlns:w16sdtdh="http://schemas.microsoft.com/office/word/2020/wordml/sdtdatahash" xmlns:w16se="http://schemas.microsoft.com/office/word/2015/wordml/symex" xmlns:wpg="http://schemas.microsoft.com/office/word/2010/wordprocessingGroup" xmlns:wpi="http://schemas.microsoft.com/office/word/2010/wordprocessingInk" xmlns:wne="http://schemas.microsoft.com/office/word/2006/wordml" xmlns:wps="http://schemas.microsoft.com/office/word/2010/wordprocessingShape" mc:Ignorable="w14 w15 w16se w16cid w16 w16cex w16sdtdh w16du wp14">
+<w:numbering xmlns:wpc="http://schemas.microsoft.com/office/word/2010/wordprocessingCanvas" xmlns:cx="http://schemas.microsoft.com/office/drawing/2014/chartex" xmlns:cx1="http://schemas.microsoft.com/office/drawing/2015/9/8/chartex" xmlns:cx2="http://schemas.microsoft.com/office/drawing/2015/10/21/chartex" xmlns:cx3="http://schemas.microsoft.com/office/drawing/2016/5/9/chartex" xmlns:cx4="http://schemas.microsoft.com/office/drawing/2016/5/10/chartex" xmlns:cx5="http://schemas.microsoft.com/office/drawing/2016/5/11/chartex" xmlns:cx6="http://schemas.microsoft.com/office/drawing/2016/5/12/chartex" xmlns:cx7="http://schemas.microsoft.com/office/drawing/2016/5/13/chartex" xmlns:cx8="http://schemas.microsoft.com/office/drawing/2016/5/14/chartex" xmlns:mc="http://schemas.openxmlformats.org/markup-compatibility/2006" xmlns:aink="http://schemas.microsoft.com/office/drawing/2016/ink" xmlns:am3d="http://schemas.microsoft.com/office/drawing/2017/model3d" xmlns:o="urn:schemas-microsoft-com:office:office" xmlns:oel="http://schemas.microsoft.com/office/2019/extlst" xmlns:r="http://schemas.openxmlformats.org/officeDocument/2006/relationships" xmlns:m="http://schemas.openxmlformats.org/officeDocument/2006/math" xmlns:v="urn:schemas-microsoft-com:vml" xmlns:wp14="http://schemas.microsoft.com/office/word/2010/wordprocessingDrawing" xmlns:wp="http://schemas.openxmlformats.org/drawingml/2006/wordprocessingDrawing" xmlns:w10="urn:schemas-microsoft-com:office:word" xmlns:w="http://schemas.openxmlformats.org/wordprocessingml/2006/main" xmlns:w14="http://schemas.microsoft.com/office/word/2010/wordml" xmlns:w15="http://schemas.microsoft.com/office/word/2012/wordml" xmlns:w16cex="http://schemas.microsoft.com/office/word/2018/wordml/cex" xmlns:w16cid="http://schemas.microsoft.com/office/word/2016/wordml/cid" xmlns:w16="http://schemas.microsoft.com/office/word/2018/wordml" xmlns:w16du="http://schemas.microsoft.com/office/word/2023/wordml/word16du" xmlns:w16sdtdh="http://schemas.microsoft.com/office/word/2020/wordml/sdtdatahash" xmlns:w16sdtfl="http://schemas.microsoft.com/office/word/2024/wordml/sdtformatlock" xmlns:w16se="http://schemas.microsoft.com/office/word/2015/wordml/symex" xmlns:wpg="http://schemas.microsoft.com/office/word/2010/wordprocessingGroup" xmlns:wpi="http://schemas.microsoft.com/office/word/2010/wordprocessingInk" xmlns:wne="http://schemas.microsoft.com/office/word/2006/wordml" xmlns:wps="http://schemas.microsoft.com/office/word/2010/wordprocessingShape" mc:Ignorable="w14 w15 w16se w16cid w16 w16cex w16sdtdh w16sdtfl w16du wp14">
   <w:abstractNum w:abstractNumId="0" w15:restartNumberingAfterBreak="0">
     <w:nsid w:val="1AEA3F1B"/>
     <w:multiLevelType w:val="hybridMultilevel"/>
@@ -14712,7 +14682,7 @@
 </file>
 
 <file path=word/styles.xml><?xml version="1.0" encoding="utf-8"?>
-<w:styles xmlns:mc="http://schemas.openxmlformats.org/markup-compatibility/2006" xmlns:r="http://schemas.openxmlformats.org/officeDocument/2006/relationships" xmlns:w="http://schemas.openxmlformats.org/wordprocessingml/2006/main" xmlns:w14="http://schemas.microsoft.com/office/word/2010/wordml" xmlns:w15="http://schemas.microsoft.com/office/word/2012/wordml" xmlns:w16cex="http://schemas.microsoft.com/office/word/2018/wordml/cex" xmlns:w16cid="http://schemas.microsoft.com/office/word/2016/wordml/cid" xmlns:w16="http://schemas.microsoft.com/office/word/2018/wordml" xmlns:w16du="http://schemas.microsoft.com/office/word/2023/wordml/word16du" xmlns:w16sdtdh="http://schemas.microsoft.com/office/word/2020/wordml/sdtdatahash" xmlns:w16se="http://schemas.microsoft.com/office/word/2015/wordml/symex" mc:Ignorable="w14 w15 w16se w16cid w16 w16cex w16sdtdh w16du">
+<w:styles xmlns:mc="http://schemas.openxmlformats.org/markup-compatibility/2006" xmlns:r="http://schemas.openxmlformats.org/officeDocument/2006/relationships" xmlns:w="http://schemas.openxmlformats.org/wordprocessingml/2006/main" xmlns:w14="http://schemas.microsoft.com/office/word/2010/wordml" xmlns:w15="http://schemas.microsoft.com/office/word/2012/wordml" xmlns:w16cex="http://schemas.microsoft.com/office/word/2018/wordml/cex" xmlns:w16cid="http://schemas.microsoft.com/office/word/2016/wordml/cid" xmlns:w16="http://schemas.microsoft.com/office/word/2018/wordml" xmlns:w16du="http://schemas.microsoft.com/office/word/2023/wordml/word16du" xmlns:w16sdtdh="http://schemas.microsoft.com/office/word/2020/wordml/sdtdatahash" xmlns:w16sdtfl="http://schemas.microsoft.com/office/word/2024/wordml/sdtformatlock" xmlns:w16se="http://schemas.microsoft.com/office/word/2015/wordml/symex" mc:Ignorable="w14 w15 w16se w16cid w16 w16cex w16sdtdh w16sdtfl w16du">
   <w:docDefaults>
     <w:rPrDefault>
       <w:rPr>
@@ -15188,7 +15158,7 @@
       </w:tblBorders>
     </w:tblPr>
   </w:style>
-  <w:style w:type="character" w:styleId="Textoennegrita">
+  <w:style w:type="character" w:styleId="Fuerte">
     <w:name w:val="Strong"/>
     <w:basedOn w:val="Fuentedeprrafopredeter"/>
     <w:uiPriority w:val="22"/>
